--- a/output/docx/fr/BUFRCREX_TableB_fr_15.docx
+++ b/output/docx/fr/BUFRCREX_TableB_fr_15.docx
@@ -825,7 +825,7 @@
                 <w:b w:val="0"/>
                 <w:sz w:val="16"/>
               </w:rPr>
-              <w:t>Note 1: Les opérations indiquées par les descripteurs d’opérateurs 2 01, 2 02, 2 03, 2 04, 2 07 et 2 08 restent applicables tant qu’elles ne font pas l’objet d’une annulation ou jusqu’à la fin de la sous-série de données.</w:t>
+              <w:t>Note B1: Le descripteur 0 15 003 indique la pression partielle de l’ozone, mesurée au niveau de pression défini par le descripteur 0 07 004.</w:t>
             </w:r>
           </w:p>
         </w:tc>
@@ -1018,7 +1018,7 @@
                 <w:b w:val="0"/>
                 <w:sz w:val="16"/>
               </w:rPr>
-              <w:t>Note 2: Le modèle 3 07 082 est caduc.</w:t>
+              <w:t>Note B2: Le descripteur 0 15 004 (CF) se définit ainsi: CF = TOI/TOS où TOI est la valeur intégrée de l’ozone obtenue “en même temps qu’un sondage” effectué par un spectrophotomètre Dobson ou Brewer sur le site ou «à proximité» et où TOS est l’ozone total obtenu par le sondage. TOS est la somme de l’ozone intégré au-dessous du niveau le plus bas de pression obtenu par le sondage et de l’évaluation de la quantité ci-dessus. En l’absence de toute mesure par spectrophotomètre, CF = valeur manquante.</w:t>
             </w:r>
           </w:p>
         </w:tc>
@@ -1211,7 +1211,7 @@
                 <w:b w:val="0"/>
                 <w:sz w:val="16"/>
               </w:rPr>
-              <w:t>Note 3: La séquence 3 10 027 est caduque.</w:t>
+              <w:t>Note B3: Le descripteur 0 15 005 est la valeur obtenue par suite de l’intégration verticale des valeurs de sondage (0 15 003) mesurées au-dessous du niveau le plus bas de pression obtenue par la sonde, multipliées par 0 15 004.</w:t>
             </w:r>
           </w:p>
         </w:tc>
@@ -4246,7 +4246,7 @@
                 <w:b w:val="0"/>
                 <w:sz w:val="16"/>
               </w:rPr>
-              <w:t>Note 79: Pour ce descripteur, les nombres inférieurs à –1 indiquent une prédominance d’aérosols de dispersion, dont la concentration augmente au fur et à mesure que la valeur du nombre baisse. Les nombres supérieurs à +1 indiquent une prédominance d’aérosols absorbants, dont la concentration augmente au fur et à mesure que la valeur du nombre augmente. Les nombres entre –1 et +1 indiquent des nuages ou du bruit.</w:t>
+              <w:t>Note B79: Pour ce descripteur, les nombres inférieurs à –1 indiquent une prédominance d’aérosols de dispersion, dont la concentration augmente au fur et à mesure que la valeur du nombre baisse. Les nombres supérieurs à +1 indiquent une prédominance d’aérosols absorbants, dont la concentration augmente au fur et à mesure que la valeur du nombre augmente. Les nombres entre –1 et +1 indiquent des nuages ou du bruit.</w:t>
             </w:r>
           </w:p>
         </w:tc>
@@ -5399,7 +5399,7 @@
                 <w:b w:val="0"/>
                 <w:sz w:val="16"/>
               </w:rPr>
-              <w:t>Note 142: Le rapport entre la réfractivité N et l’indice de réfraction n est donné par la formule N = 10 6 ( n – 1). N est donc adimensionnel, mais les valeurs obtenues à partir de cette formule sont données par convention en unités N.</w:t>
+              <w:t>Note B142: Le rapport entre la réfractivité N et l’indice de réfraction n est donné par la formule N = 10 6 ( n – 1). N est donc adimensionnel, mais les valeurs obtenues à partir de cette formule sont données par convention en unités N.</w:t>
             </w:r>
           </w:p>
         </w:tc>
@@ -5784,7 +5784,7 @@
                 <w:b w:val="0"/>
                 <w:sz w:val="16"/>
               </w:rPr>
-              <w:t>Note 78: Pour définir la période considérée, il faut répéter une fois le descripteur 0 04 024.</w:t>
+              <w:t>Note B78: Pour ce descripteur, les nombres supérieurs à +6 indiquent une contamination par le dioxyde de soufre, dont l’intensité augmente au fur et à mesure que la valeur du nombre augmente. Ce nombre est calculé à partir d’un relevé en unités Dobson, mais pour une température spécifique et un profil de concentrations estimé qui peuvent ne pas être représentatifs de l’état effectif de l’atmosphère. En raison de ces écarts, il est représenté sous forme d’indice numérique.</w:t>
             </w:r>
           </w:p>
         </w:tc>
@@ -6169,7 +6169,7 @@
                 <w:b w:val="0"/>
                 <w:sz w:val="16"/>
               </w:rPr>
-              <w:t>Note 77: Dans la Région III, la température maximale diurne et la température minimale nocturne sont trans- mises (l’heure de fin de la période peut ne pas correspondre à l’heure de référence du message). Pour définir la période considérée, il faut répéter une fois le descripteur 0 04 024. Si la période se termine à l’heure de référence du message, le descripteur 0 04 024 est mis à 0 la deuxième fois qu’il apparaît .</w:t>
+              <w:t>Note B77: Pour ce descripteur, les valeurs négatives indiquent du bruit, un mauvais étalonnage ou la présence d’aérosols absorbants. La mise en réserve de ces valeurs permet d’établir des estimations ultérieures plus précises pour les erreurs d’étalonnage.</w:t>
             </w:r>
           </w:p>
         </w:tc>
@@ -6362,7 +6362,7 @@
                 <w:b w:val="0"/>
                 <w:sz w:val="16"/>
               </w:rPr>
-              <w:t>Note 80: Pour ce descripteur, les unités représentent l’écart-type climatologique de la valeur de l’ozone troposhérique pour une altitude donnée. Par exemple, une valeur de 5,0 indique un profil pour lequel les écarts-types pour une valeur d’ozone troposphérique de 5,0 sont supérieurs à la moyenne climatologique.</w:t>
+              <w:t>Note B80: Pour ce descripteur, les unités représentent l’écart-type climatologique de la valeur de l’ozone troposhérique pour une altitude donnée. Par exemple, une valeur de 5,0 indique un profil pour lequel les écarts-types pour une valeur d’ozone troposphérique de 5,0 sont supérieurs à la moyenne climatologique.</w:t>
             </w:r>
           </w:p>
         </w:tc>
